--- a/tools/fixtures/text_y_offset_sweep/MSGothic_sz48_pitch240.docx
+++ b/tools/fixtures/text_y_offset_sweep/MSGothic_sz48_pitch240.docx
@@ -48,7 +48,7 @@
   <w:docDefaults>
     <w:rPrDefault>
       <w:rPr>
-        <w:rFonts w:ascii="Century" w:eastAsia="ＭＳ ゴシック" w:hAnsi="Century" w:cs="Times New Roman"/>
+        <w:rFonts w:ascii="Century" w:eastAsia="ＭＳ 明朝" w:hAnsi="Century" w:cs="Times New Roman"/>
         <w:sz w:val="21"/>
         <w:szCs w:val="21"/>
         <w:lang w:val="en-US" w:eastAsia="ja-JP" w:bidi="ar-SA"/>
